--- a/QED Course/Lesson 53 Electron-Muon Scattering.docx
+++ b/QED Course/Lesson 53 Electron-Muon Scattering.docx
@@ -367,7 +367,7 @@
           <w:rFonts w:ascii="Consolas" w:hAnsi="Consolas" w:cs="Consolas" w:eastAsia="Consolas"/>
           <w:sz w:val="20"/>
         </w:rPr>
-        <w:t>e^{-}(p1) ----*---- e^{-}(p3)</w:t>
+        <w:t xml:space="preserve">   e⁻(p1) ----*---- e⁻(p3)   </w:t>
       </w:r>
       <w:r>
         <w:rPr>
@@ -399,7 +399,7 @@
           <w:sz w:val="20"/>
         </w:rPr>
         <w:br/>
-        <w:t>μ^{-}(p2) ----*---- μ^{-}(p4)</w:t>
+        <w:t xml:space="preserve">   μ⁻(p2) ----*---- μ⁻(p4)   </w:t>
       </w:r>
     </w:p>
     <w:p>
@@ -3856,15 +3856,13 @@
         <w:tblLook w:firstColumn="1" w:firstRow="1" w:lastColumn="0" w:lastRow="0" w:noHBand="0" w:noVBand="1" w:val="04A0"/>
       </w:tblPr>
       <w:tblGrid>
-        <w:gridCol w:w="2448"/>
-        <w:gridCol w:w="2448"/>
-        <w:gridCol w:w="2448"/>
-        <w:gridCol w:w="2448"/>
+        <w:gridCol w:w="3264"/>
+        <w:gridCol w:w="6528"/>
       </w:tblGrid>
       <w:tr>
         <w:tc>
           <w:tcPr>
-            <w:tcW w:type="dxa" w:w="2448"/>
+            <w:tcW w:type="dxa" w:w="3264"/>
             <w:shd w:fill="1F4E78"/>
             <w:vAlign w:val="center"/>
             <w:tcMar>
@@ -3886,7 +3884,7 @@
         </w:tc>
         <w:tc>
           <w:tcPr>
-            <w:tcW w:type="dxa" w:w="2448"/>
+            <w:tcW w:type="dxa" w:w="6528"/>
             <w:shd w:fill="1F4E78"/>
             <w:vAlign w:val="center"/>
             <w:tcMar>
@@ -3906,53 +3904,11 @@
             </w:r>
           </w:p>
         </w:tc>
-        <w:tc>
-          <w:tcPr>
-            <w:tcW w:type="dxa" w:w="2448"/>
-            <w:shd w:fill="1F4E78"/>
-            <w:vAlign w:val="center"/>
-            <w:tcMar>
-              <w:top w:w="100" w:type="dxa"/>
-              <w:start w:w="100" w:type="dxa"/>
-              <w:bottom w:w="100" w:type="dxa"/>
-              <w:end w:w="100" w:type="dxa"/>
-            </w:tcMar>
-          </w:tcPr>
-          <w:p>
-            <w:r>
-              <w:rPr>
-                <w:b/>
-                <w:color w:val="FFFFFF"/>
-              </w:rPr>
-            </w:r>
-          </w:p>
-        </w:tc>
-        <w:tc>
-          <w:tcPr>
-            <w:tcW w:type="dxa" w:w="2448"/>
-            <w:shd w:fill="1F4E78"/>
-            <w:vAlign w:val="center"/>
-            <w:tcMar>
-              <w:top w:w="100" w:type="dxa"/>
-              <w:start w:w="100" w:type="dxa"/>
-              <w:bottom w:w="100" w:type="dxa"/>
-              <w:end w:w="100" w:type="dxa"/>
-            </w:tcMar>
-          </w:tcPr>
-          <w:p>
-            <w:r>
-              <w:rPr>
-                <w:b/>
-                <w:color w:val="FFFFFF"/>
-              </w:rPr>
-            </w:r>
-          </w:p>
-        </w:tc>
       </w:tr>
       <w:tr>
         <w:tc>
           <w:tcPr>
-            <w:tcW w:type="dxa" w:w="2448"/>
+            <w:tcW w:type="dxa" w:w="3264"/>
             <w:vAlign w:val="center"/>
             <w:tcMar>
               <w:top w:w="100" w:type="dxa"/>
@@ -3969,7 +3925,7 @@
         </w:tc>
         <w:tc>
           <w:tcPr>
-            <w:tcW w:type="dxa" w:w="2448"/>
+            <w:tcW w:type="dxa" w:w="6528"/>
             <w:vAlign w:val="center"/>
             <w:tcMar>
               <w:top w:w="100" w:type="dxa"/>
@@ -3984,37 +3940,11 @@
             </w:r>
           </w:p>
         </w:tc>
-        <w:tc>
-          <w:tcPr>
-            <w:tcW w:type="dxa" w:w="2448"/>
-            <w:vAlign w:val="center"/>
-            <w:tcMar>
-              <w:top w:w="100" w:type="dxa"/>
-              <w:start w:w="100" w:type="dxa"/>
-              <w:bottom w:w="100" w:type="dxa"/>
-              <w:end w:w="100" w:type="dxa"/>
-            </w:tcMar>
-          </w:tcPr>
-          <w:p/>
-        </w:tc>
-        <w:tc>
-          <w:tcPr>
-            <w:tcW w:type="dxa" w:w="2448"/>
-            <w:vAlign w:val="center"/>
-            <w:tcMar>
-              <w:top w:w="100" w:type="dxa"/>
-              <w:start w:w="100" w:type="dxa"/>
-              <w:bottom w:w="100" w:type="dxa"/>
-              <w:end w:w="100" w:type="dxa"/>
-            </w:tcMar>
-          </w:tcPr>
-          <w:p/>
-        </w:tc>
       </w:tr>
       <w:tr>
         <w:tc>
           <w:tcPr>
-            <w:tcW w:type="dxa" w:w="2448"/>
+            <w:tcW w:type="dxa" w:w="3264"/>
             <w:vAlign w:val="center"/>
             <w:shd w:fill="EAF2F8"/>
             <w:tcMar>
@@ -4032,7 +3962,7 @@
         </w:tc>
         <w:tc>
           <w:tcPr>
-            <w:tcW w:type="dxa" w:w="2448"/>
+            <w:tcW w:type="dxa" w:w="6528"/>
             <w:vAlign w:val="center"/>
             <w:shd w:fill="EAF2F8"/>
             <w:tcMar>
@@ -4048,39 +3978,11 @@
             </w:r>
           </w:p>
         </w:tc>
-        <w:tc>
-          <w:tcPr>
-            <w:tcW w:type="dxa" w:w="2448"/>
-            <w:vAlign w:val="center"/>
-            <w:shd w:fill="EAF2F8"/>
-            <w:tcMar>
-              <w:top w:w="100" w:type="dxa"/>
-              <w:start w:w="100" w:type="dxa"/>
-              <w:bottom w:w="100" w:type="dxa"/>
-              <w:end w:w="100" w:type="dxa"/>
-            </w:tcMar>
-          </w:tcPr>
-          <w:p/>
-        </w:tc>
-        <w:tc>
-          <w:tcPr>
-            <w:tcW w:type="dxa" w:w="2448"/>
-            <w:vAlign w:val="center"/>
-            <w:shd w:fill="EAF2F8"/>
-            <w:tcMar>
-              <w:top w:w="100" w:type="dxa"/>
-              <w:start w:w="100" w:type="dxa"/>
-              <w:bottom w:w="100" w:type="dxa"/>
-              <w:end w:w="100" w:type="dxa"/>
-            </w:tcMar>
-          </w:tcPr>
-          <w:p/>
-        </w:tc>
       </w:tr>
       <w:tr>
         <w:tc>
           <w:tcPr>
-            <w:tcW w:type="dxa" w:w="2448"/>
+            <w:tcW w:type="dxa" w:w="3264"/>
             <w:vAlign w:val="center"/>
             <w:tcMar>
               <w:top w:w="100" w:type="dxa"/>
@@ -4097,7 +3999,7 @@
         </w:tc>
         <w:tc>
           <w:tcPr>
-            <w:tcW w:type="dxa" w:w="2448"/>
+            <w:tcW w:type="dxa" w:w="6528"/>
             <w:vAlign w:val="center"/>
             <w:tcMar>
               <w:top w:w="100" w:type="dxa"/>
@@ -4112,37 +4014,11 @@
             </w:r>
           </w:p>
         </w:tc>
-        <w:tc>
-          <w:tcPr>
-            <w:tcW w:type="dxa" w:w="2448"/>
-            <w:vAlign w:val="center"/>
-            <w:tcMar>
-              <w:top w:w="100" w:type="dxa"/>
-              <w:start w:w="100" w:type="dxa"/>
-              <w:bottom w:w="100" w:type="dxa"/>
-              <w:end w:w="100" w:type="dxa"/>
-            </w:tcMar>
-          </w:tcPr>
-          <w:p/>
-        </w:tc>
-        <w:tc>
-          <w:tcPr>
-            <w:tcW w:type="dxa" w:w="2448"/>
-            <w:vAlign w:val="center"/>
-            <w:tcMar>
-              <w:top w:w="100" w:type="dxa"/>
-              <w:start w:w="100" w:type="dxa"/>
-              <w:bottom w:w="100" w:type="dxa"/>
-              <w:end w:w="100" w:type="dxa"/>
-            </w:tcMar>
-          </w:tcPr>
-          <w:p/>
-        </w:tc>
       </w:tr>
       <w:tr>
         <w:tc>
           <w:tcPr>
-            <w:tcW w:type="dxa" w:w="2448"/>
+            <w:tcW w:type="dxa" w:w="3264"/>
             <w:vAlign w:val="center"/>
             <w:shd w:fill="EAF2F8"/>
             <w:tcMar>
@@ -4160,7 +4036,7 @@
         </w:tc>
         <w:tc>
           <w:tcPr>
-            <w:tcW w:type="dxa" w:w="2448"/>
+            <w:tcW w:type="dxa" w:w="6528"/>
             <w:vAlign w:val="center"/>
             <w:shd w:fill="EAF2F8"/>
             <w:tcMar>
@@ -4176,39 +4052,11 @@
             </w:r>
           </w:p>
         </w:tc>
-        <w:tc>
-          <w:tcPr>
-            <w:tcW w:type="dxa" w:w="2448"/>
-            <w:vAlign w:val="center"/>
-            <w:shd w:fill="EAF2F8"/>
-            <w:tcMar>
-              <w:top w:w="100" w:type="dxa"/>
-              <w:start w:w="100" w:type="dxa"/>
-              <w:bottom w:w="100" w:type="dxa"/>
-              <w:end w:w="100" w:type="dxa"/>
-            </w:tcMar>
-          </w:tcPr>
-          <w:p/>
-        </w:tc>
-        <w:tc>
-          <w:tcPr>
-            <w:tcW w:type="dxa" w:w="2448"/>
-            <w:vAlign w:val="center"/>
-            <w:shd w:fill="EAF2F8"/>
-            <w:tcMar>
-              <w:top w:w="100" w:type="dxa"/>
-              <w:start w:w="100" w:type="dxa"/>
-              <w:bottom w:w="100" w:type="dxa"/>
-              <w:end w:w="100" w:type="dxa"/>
-            </w:tcMar>
-          </w:tcPr>
-          <w:p/>
-        </w:tc>
       </w:tr>
       <w:tr>
         <w:tc>
           <w:tcPr>
-            <w:tcW w:type="dxa" w:w="2448"/>
+            <w:tcW w:type="dxa" w:w="3264"/>
             <w:vAlign w:val="center"/>
             <w:tcMar>
               <w:top w:w="100" w:type="dxa"/>
@@ -4219,47 +4067,13 @@
           </w:tcPr>
           <w:p>
             <w:r>
-              <w:t>dσ/dΩ=</w:t>
+              <w:t>dσ/dΩ=|ℳ|²/(64π²s)</w:t>
             </w:r>
           </w:p>
         </w:tc>
         <w:tc>
           <w:tcPr>
-            <w:tcW w:type="dxa" w:w="2448"/>
-            <w:vAlign w:val="center"/>
-            <w:tcMar>
-              <w:top w:w="100" w:type="dxa"/>
-              <w:start w:w="100" w:type="dxa"/>
-              <w:bottom w:w="100" w:type="dxa"/>
-              <w:end w:w="100" w:type="dxa"/>
-            </w:tcMar>
-          </w:tcPr>
-          <w:p>
-            <w:r>
-              <w:t>ℳ</w:t>
-            </w:r>
-          </w:p>
-        </w:tc>
-        <w:tc>
-          <w:tcPr>
-            <w:tcW w:type="dxa" w:w="2448"/>
-            <w:vAlign w:val="center"/>
-            <w:tcMar>
-              <w:top w:w="100" w:type="dxa"/>
-              <w:start w:w="100" w:type="dxa"/>
-              <w:bottom w:w="100" w:type="dxa"/>
-              <w:end w:w="100" w:type="dxa"/>
-            </w:tcMar>
-          </w:tcPr>
-          <w:p>
-            <w:r>
-              <w:t>²/(64π²s)</w:t>
-            </w:r>
-          </w:p>
-        </w:tc>
-        <w:tc>
-          <w:tcPr>
-            <w:tcW w:type="dxa" w:w="2448"/>
+            <w:tcW w:type="dxa" w:w="6528"/>
             <w:vAlign w:val="center"/>
             <w:tcMar>
               <w:top w:w="100" w:type="dxa"/>
